--- a/docs/OPERATOR.docx
+++ b/docs/OPERATOR.docx
@@ -1,6 +1,6 @@
 
 <file path=word/document.xml><?xml version="1.0" encoding="utf-8"?>
-<w:document xmlns:wpc="http://schemas.microsoft.com/office/word/2010/wordprocessingCanvas" xmlns:mo="http://schemas.microsoft.com/office/mac/office/2008/main" xmlns:mc="http://schemas.openxmlformats.org/markup-compatibility/2006" xmlns:mv="urn:schemas-microsoft-com:mac:vml" xmlns:o="urn:schemas-microsoft-com:office:office" xmlns:r="http://schemas.openxmlformats.org/officeDocument/2006/relationships" xmlns:m="http://schemas.openxmlformats.org/officeDocument/2006/math" xmlns:v="urn:schemas-microsoft-com:vml" xmlns:wp14="http://schemas.microsoft.com/office/word/2010/wordprocessingDrawing" xmlns:wp="http://schemas.openxmlformats.org/drawingml/2006/wordprocessingDrawing" xmlns:w10="urn:schemas-microsoft-com:office:word" xmlns:w="http://schemas.openxmlformats.org/wordprocessingml/2006/main" xmlns:w14="http://schemas.microsoft.com/office/word/2010/wordml" xmlns:wpg="http://schemas.microsoft.com/office/word/2010/wordprocessingGroup" xmlns:wpi="http://schemas.microsoft.com/office/word/2010/wordprocessingInk" xmlns:wne="http://schemas.microsoft.com/office/word/2006/wordml" xmlns:wps="http://schemas.microsoft.com/office/word/2010/wordprocessingShape" mc:Ignorable="w14 wp14">
+<w:document xmlns:mc="http://schemas.openxmlformats.org/markup-compatibility/2006" xmlns:w="http://schemas.openxmlformats.org/wordprocessingml/2006/main" xmlns:wpc="http://schemas.microsoft.com/office/word/2010/wordprocessingCanvas" xmlns:mo="http://schemas.microsoft.com/office/mac/office/2008/main" xmlns:mv="urn:schemas-microsoft-com:mac:vml" xmlns:o="urn:schemas-microsoft-com:office:office" xmlns:r="http://schemas.openxmlformats.org/officeDocument/2006/relationships" xmlns:m="http://schemas.openxmlformats.org/officeDocument/2006/math" xmlns:v="urn:schemas-microsoft-com:vml" xmlns:wp14="http://schemas.microsoft.com/office/word/2010/wordprocessingDrawing" xmlns:wp="http://schemas.openxmlformats.org/drawingml/2006/wordprocessingDrawing" xmlns:w10="urn:schemas-microsoft-com:office:word" xmlns:w14="http://schemas.microsoft.com/office/word/2010/wordml" xmlns:wpg="http://schemas.microsoft.com/office/word/2010/wordprocessingGroup" xmlns:wpi="http://schemas.microsoft.com/office/word/2010/wordprocessingInk" xmlns:wne="http://schemas.microsoft.com/office/word/2006/wordml" xmlns:wps="http://schemas.microsoft.com/office/word/2010/wordprocessingShape" mc:Ignorable="w14 wp14">
   <w:body>
     <w:p>
       <w:pPr>
@@ -495,7 +495,7 @@
         <w:rPr>
           <w:b w:val="0"/>
         </w:rPr>
-        <w:t>실행한 SQL 도 전부 기록된다. 로그 레벨과 무관하게 INFO 로 남으므로 평소 설정에서도 무엇을 읽어 무엇을 적재했는지가 비어 있지 않다.</w:t>
+        <w:t xml:space="preserve">실행 SQL은 logging.sql.enabled=true일 때 INFO로 기록된다. 로거와 핸들러의 레벨을 WARNING 이상으로 높이면 기록되지 않으므로, SQL 추적이 필요하면 INFO 이하를 유지한다.</w:t>
       </w:r>
     </w:p>
     <w:p>
@@ -2491,33 +2491,7 @@
         <w:rPr>
           <w:b w:val="0"/>
         </w:rPr>
-        <w:t>가장 먼저 의심할 것은 executor 에 닿지 못한 경우다. coordinator 는 연결에 실패하면 몇 번 재시도했다가 다른 executor 로 넘기므로(</w:t>
-      </w:r>
-      <w:r>
-        <w:rPr>
-          <w:rFonts w:ascii="Consolas" w:hAnsi="Consolas" w:eastAsia="맑은 고딕"/>
-          <w:b w:val="0"/>
-        </w:rPr>
-        <w:t>coordinator.task_failover</w:t>
-      </w:r>
-      <w:r>
-        <w:rPr>
-          <w:b w:val="0"/>
-        </w:rPr>
-        <w:t xml:space="preserve">), 로그에 연결 실패가 반복된다면 그 executor 의 프로세스와 포트를 확인한다. 다만 </w:t>
-      </w:r>
-      <w:r>
-        <w:rPr>
-          <w:rFonts w:ascii="Consolas" w:hAnsi="Consolas" w:eastAsia="맑은 고딕"/>
-          <w:b w:val="0"/>
-        </w:rPr>
-        <w:t>local_stage</w:t>
-      </w:r>
-      <w:r>
-        <w:rPr>
-          <w:b w:val="0"/>
-        </w:rPr>
-        <w:t xml:space="preserve"> 는 executor 와 세그먼트가 짝지어 있어 다른 곳으로 넘어가면 그 짝이 깨지므로, 이 모드에서는 failover 가 도는 것 자체가 이미 신호다.</w:t>
+        <w:t xml:space="preserve">가장 먼저 의심할 것은 executor 에 닿지 못한 경우다. coordinator 는 연결에 실패하면 몇 번 재시도했다가 미접수가 확실한 접속 실패·429·503에 한해 다른 executor로 넘긴다(coordinator.task_failover). 응답 유실이나 실행 중 연결 끊김은 재배정하지 않으므로 기존 실행을 먼저 확인한다. 반복 장애는 해당 executor의 프로세스와 포트를 확인한다. 다만 local_stage 는 executor 와 세그먼트가 짝지어 있어 다른 곳으로 넘어가면 그 짝이 깨지므로, 이 모드에서는 failover 가 도는 것 자체가 이미 신호다.</w:t>
       </w:r>
     </w:p>
     <w:p>
@@ -4309,7 +4283,7 @@
           <w:rFonts w:ascii="Consolas" w:hAnsi="Consolas" w:eastAsia="맑은 고딕"/>
           <w:sz w:val="18"/>
         </w:rPr>
-        <w:t>NEW=&lt;새-버전-소스-트리&gt;</w:t>
+        <w:t xml:space="preserve">NEW='/path/to/new-source' # 새 버전 소스 경로로 바꾼다</w:t>
       </w:r>
     </w:p>
     <w:p>
@@ -4633,6 +4607,14 @@
           <w:b w:val="0"/>
         </w:rPr>
         <w:t xml:space="preserve"> 로 두면 coordinator 안에서 백엔드를 직접 실행하므로, 설정이나 쿼리가 의도대로 도는지만 확인할 때 편하다.</w:t>
+      </w:r>
+    </w:p>
+    <w:p>
+      <w:r>
+        <w:rPr>
+          <w:b w:val="0"/>
+        </w:rPr>
+        <w:t xml:space="preserve">스테이징 정리 API는 안전한 job 식별자만 받으며, 잘못된 값은 422로 거절한다. 로컬 정리는 해당 job의 하위 디렉터리만 삭제하며 외부 경로를 가리키는 심볼릭 링크는 거절한다.</w:t>
       </w:r>
     </w:p>
     <w:sectPr>
